--- a/backend/plantillas/administracion/pauta_entrevista.docx
+++ b/backend/plantillas/administracion/pauta_entrevista.docx
@@ -7,7 +7,7 @@
         <w:pStyle w:val="Heading1"/>
       </w:pPr>
       <w:r>
-        <w:t xml:space="preserve">Pauta de Entrevista - Administracion</w:t>
+        <w:t xml:space="preserve">Pauta de Entrevista - Administración</w:t>
       </w:r>
     </w:p>
     <w:p/>
@@ -71,7 +71,7 @@
         <w:pStyle w:val="Heading2"/>
       </w:pPr>
       <w:r>
-        <w:t xml:space="preserve">Preguntas especificas: Administracion</w:t>
+        <w:t xml:space="preserve">Preguntas especificas: Administración</w:t>
       </w:r>
     </w:p>
     <w:p>

--- a/backend/plantillas/administracion/pauta_entrevista.docx
+++ b/backend/plantillas/administracion/pauta_entrevista.docx
@@ -42,27 +42,27 @@
     </w:p>
     <w:p>
       <w:r>
-        <w:t xml:space="preserve">1. Cuenteme brevemente sobre su trayectoria laboral.</w:t>
-      </w:r>
-    </w:p>
-    <w:p>
-      <w:r>
-        <w:t xml:space="preserve">2. Por que decidio postular a este cargo?</w:t>
-      </w:r>
-    </w:p>
-    <w:p>
-      <w:r>
-        <w:t xml:space="preserve">3. Describa una situacion dificil que haya enfrentado en un trabajo anterior y como la resolvio.</w:t>
-      </w:r>
-    </w:p>
-    <w:p>
-      <w:r>
-        <w:t xml:space="preserve">4. Como maneja el trabajo bajo presion o con plazos ajustados?</w:t>
-      </w:r>
-    </w:p>
-    <w:p>
-      <w:r>
-        <w:t xml:space="preserve">5. Que espera de este nuevo trabajo?</w:t>
+        <w:t xml:space="preserve">1. Cuénteme brevemente sobre su trayectoria laboral.</w:t>
+      </w:r>
+    </w:p>
+    <w:p>
+      <w:r>
+        <w:t xml:space="preserve">2. ¿Por qué decidió postular a este cargo?</w:t>
+      </w:r>
+    </w:p>
+    <w:p>
+      <w:r>
+        <w:t xml:space="preserve">3. Describa una situación difícil que haya enfrentado en un trabajo anterior y cómo la resolvió.</w:t>
+      </w:r>
+    </w:p>
+    <w:p>
+      <w:r>
+        <w:t xml:space="preserve">4. ¿Cómo maneja el trabajo bajo presión o con plazos ajustados?</w:t>
+      </w:r>
+    </w:p>
+    <w:p>
+      <w:r>
+        <w:t xml:space="preserve">5. ¿Qué espera de este nuevo trabajo?</w:t>
       </w:r>
     </w:p>
     <w:p/>
@@ -71,22 +71,22 @@
         <w:pStyle w:val="Heading2"/>
       </w:pPr>
       <w:r>
-        <w:t xml:space="preserve">Preguntas especificas: Administración</w:t>
-      </w:r>
-    </w:p>
-    <w:p>
-      <w:r>
-        <w:t xml:space="preserve">1. Como organiza sus tareas cuando tiene multiples pendientes administrativos?</w:t>
-      </w:r>
-    </w:p>
-    <w:p>
-      <w:r>
-        <w:t xml:space="preserve">2. Cuenteme sobre su experiencia manejando documentacion o procesos internos.</w:t>
-      </w:r>
-    </w:p>
-    <w:p>
-      <w:r>
-        <w:t xml:space="preserve">3. Que herramientas o sistemas administrativos domina?</w:t>
+        <w:t xml:space="preserve">Preguntas específicas: Administración</w:t>
+      </w:r>
+    </w:p>
+    <w:p>
+      <w:r>
+        <w:t xml:space="preserve">1. ¿Cómo organiza sus tareas cuando tiene múltiples pendientes administrativos?</w:t>
+      </w:r>
+    </w:p>
+    <w:p>
+      <w:r>
+        <w:t xml:space="preserve">2. Cuénteme sobre su experiencia manejando documentación o procesos internos.</w:t>
+      </w:r>
+    </w:p>
+    <w:p>
+      <w:r>
+        <w:t xml:space="preserve">3. ¿Qué herramientas o sistemas administrativos domina?</w:t>
       </w:r>
     </w:p>
     <w:p/>
